--- a/TestWord_1/F_1_БВ-НК-бари-дискотеки_.docx
+++ b/TestWord_1/F_1_БВ-НК-бари-дискотеки_.docx
@@ -433,8 +433,8 @@
           <w:rPr>
             <w:b/>
           </w:rPr>
-          <w:alias w:val="СstName"/>
-          <w:tag w:val="СstName"/>
+          <w:alias w:val="CstName"/>
+          <w:tag w:val="CstName"/>
           <w:id w:val="-710183628"/>
           <w:placeholder>
             <w:docPart w:val="DefaultPlaceholder_-1854013440"/>
@@ -480,8 +480,8 @@
           <w:rPr>
             <w:b/>
           </w:rPr>
-          <w:alias w:val="СstPerson"/>
-          <w:tag w:val="СstPerson"/>
+          <w:alias w:val="CstPerson"/>
+          <w:tag w:val="CstPerson"/>
           <w:id w:val="-310023754"/>
           <w:placeholder>
             <w:docPart w:val="DefaultPlaceholder_-1854013440"/>
@@ -517,8 +517,8 @@
             <w:b/>
             <w:lang w:val="ru-RU"/>
           </w:rPr>
-          <w:alias w:val="СstPersonReason"/>
-          <w:tag w:val="СstPersonReason"/>
+          <w:alias w:val="CstPersonReason"/>
+          <w:tag w:val="CstPersonReason"/>
           <w:id w:val="-758530018"/>
           <w:placeholder>
             <w:docPart w:val="DefaultPlaceholder_-1854013440"/>
@@ -6046,8 +6046,8 @@
                 <w:szCs w:val="20"/>
                 <w:lang w:val="uk-UA"/>
               </w:rPr>
-              <w:alias w:val="СstName"/>
-              <w:tag w:val="СstName"/>
+              <w:alias w:val="CstName"/>
+              <w:tag w:val="CstName"/>
               <w:id w:val="-1020858831"/>
               <w:placeholder>
                 <w:docPart w:val="DefaultPlaceholder_-1854013440"/>
@@ -6113,8 +6113,8 @@
                   <w:szCs w:val="20"/>
                   <w:lang w:val="uk-UA"/>
                 </w:rPr>
-                <w:alias w:val="СstLegalAddress"/>
-                <w:tag w:val="СstLegalAddress"/>
+                <w:alias w:val="CstLegalAddress"/>
+                <w:tag w:val="CstLegalAddress"/>
                 <w:id w:val="-2030552946"/>
                 <w:placeholder>
                   <w:docPart w:val="DefaultPlaceholder_-1854013440"/>
@@ -6169,8 +6169,8 @@
                   <w:szCs w:val="20"/>
                   <w:lang w:val="uk-UA"/>
                 </w:rPr>
-                <w:alias w:val="СstResidentialAddress"/>
-                <w:tag w:val="СstResidentialAddress"/>
+                <w:alias w:val="CstResidentialAddress"/>
+                <w:tag w:val="CstResidentialAddress"/>
                 <w:id w:val="144553938"/>
                 <w:placeholder>
                   <w:docPart w:val="DefaultPlaceholder_-1854013440"/>
@@ -6219,8 +6219,8 @@
                   <w:szCs w:val="20"/>
                   <w:lang w:val="uk-UA"/>
                 </w:rPr>
-                <w:alias w:val="СstCorrespAddress"/>
-                <w:tag w:val="СstCorrespAddress"/>
+                <w:alias w:val="CstCorrespAddress"/>
+                <w:tag w:val="CstCorrespAddress"/>
                 <w:id w:val="972402476"/>
                 <w:placeholder>
                   <w:docPart w:val="DefaultPlaceholder_-1854013440"/>
@@ -6300,8 +6300,8 @@
                   <w:szCs w:val="20"/>
                   <w:lang w:val="uk-UA"/>
                 </w:rPr>
-                <w:alias w:val="СstEDRPOU"/>
-                <w:tag w:val="СstEDRPOU"/>
+                <w:alias w:val="CstEDRPOU"/>
+                <w:tag w:val="CstEDRPOU"/>
                 <w:id w:val="843672134"/>
                 <w:placeholder>
                   <w:docPart w:val="DefaultPlaceholder_-1854013440"/>
@@ -6358,8 +6358,8 @@
                   <w:szCs w:val="20"/>
                   <w:lang w:val="uk-UA"/>
                 </w:rPr>
-                <w:alias w:val="СstBankName"/>
-                <w:tag w:val="СstBankName"/>
+                <w:alias w:val="CstBankName"/>
+                <w:tag w:val="CstBankName"/>
                 <w:id w:val="-1276246176"/>
                 <w:placeholder>
                   <w:docPart w:val="DefaultPlaceholder_-1854013440"/>
@@ -6417,8 +6417,8 @@
                   <w:szCs w:val="20"/>
                   <w:lang w:val="uk-UA"/>
                 </w:rPr>
-                <w:alias w:val="СstBankMFO"/>
-                <w:tag w:val="СstBankMFO"/>
+                <w:alias w:val="CstBankMFO"/>
+                <w:tag w:val="CstBankMFO"/>
                 <w:id w:val="-1170875350"/>
                 <w:placeholder>
                   <w:docPart w:val="DefaultPlaceholder_-1854013440"/>
@@ -6476,8 +6476,8 @@
                   <w:szCs w:val="20"/>
                   <w:lang w:val="uk-UA"/>
                 </w:rPr>
-                <w:alias w:val="СstAcc"/>
-                <w:tag w:val="СstAcc"/>
+                <w:alias w:val="CstAcc"/>
+                <w:tag w:val="CstAcc"/>
                 <w:id w:val="-1767922333"/>
                 <w:placeholder>
                   <w:docPart w:val="DefaultPlaceholder_-1854013440"/>
@@ -6534,8 +6534,8 @@
                   <w:szCs w:val="20"/>
                   <w:lang w:val="uk-UA"/>
                 </w:rPr>
-                <w:alias w:val="СstRegNumber"/>
-                <w:tag w:val="СstRegNumber"/>
+                <w:alias w:val="CstRegNumber"/>
+                <w:tag w:val="CstRegNumber"/>
                 <w:id w:val="-1794891208"/>
                 <w:placeholder>
                   <w:docPart w:val="DefaultPlaceholder_-1854013440"/>
@@ -6571,8 +6571,8 @@
                   <w:szCs w:val="16"/>
                   <w:lang w:val="uk-UA"/>
                 </w:rPr>
-                <w:alias w:val="СstRegData"/>
-                <w:tag w:val="СstRegData"/>
+                <w:alias w:val="CstRegData"/>
+                <w:tag w:val="CstRegData"/>
                 <w:id w:val="1267500302"/>
                 <w:placeholder>
                   <w:docPart w:val="DefaultPlaceholder_-1854013440"/>
@@ -6650,8 +6650,8 @@
                   <w:szCs w:val="20"/>
                   <w:lang w:val="uk-UA"/>
                 </w:rPr>
-                <w:alias w:val="СstVAT"/>
-                <w:tag w:val="СstVAT"/>
+                <w:alias w:val="CstVAT"/>
+                <w:tag w:val="CstVAT"/>
                 <w:id w:val="1483039334"/>
                 <w:placeholder>
                   <w:docPart w:val="DefaultPlaceholder_-1854013440"/>
@@ -6700,8 +6700,8 @@
                   <w:szCs w:val="20"/>
                   <w:lang w:val="uk-UA"/>
                 </w:rPr>
-                <w:alias w:val="СstVATType"/>
-                <w:tag w:val="СstVATType"/>
+                <w:alias w:val="CstVATType"/>
+                <w:tag w:val="CstVATType"/>
                 <w:id w:val="25303977"/>
                 <w:placeholder>
                   <w:docPart w:val="DefaultPlaceholder_-1854013440"/>
@@ -6797,7 +6797,6 @@
               </w:rPr>
               <w:t xml:space="preserve">: </w:t>
             </w:r>
-            <w:bookmarkStart w:id="7" w:name="_GoBack"/>
             <w:sdt>
               <w:sdtPr>
                 <w:rPr>
@@ -6806,8 +6805,8 @@
                   <w:szCs w:val="20"/>
                   <w:lang w:val="uk-UA"/>
                 </w:rPr>
-                <w:alias w:val="СstEmail"/>
-                <w:tag w:val="СstEmail"/>
+                <w:alias w:val="CstEmail"/>
+                <w:tag w:val="CstEmail"/>
                 <w:id w:val="1481886836"/>
                 <w:placeholder>
                   <w:docPart w:val="DefaultPlaceholder_-1854013440"/>
@@ -6826,7 +6825,6 @@
                 </w:r>
               </w:sdtContent>
             </w:sdt>
-            <w:bookmarkEnd w:id="7"/>
           </w:p>
           <w:p>
             <w:pPr>
@@ -20067,10 +20065,10 @@
 <w:fonts xmlns:mc="http://schemas.openxmlformats.org/markup-compatibility/2006" xmlns:r="http://schemas.openxmlformats.org/officeDocument/2006/relationships" xmlns:w="http://schemas.openxmlformats.org/wordprocessingml/2006/main" xmlns:w14="http://schemas.microsoft.com/office/word/2010/wordml" xmlns:w15="http://schemas.microsoft.com/office/word/2012/wordml" xmlns:w16cid="http://schemas.microsoft.com/office/word/2016/wordml/cid" xmlns:w16se="http://schemas.microsoft.com/office/word/2015/wordml/symex" mc:Ignorable="w14 w15 w16se w16cid">
   <w:font w:name="Times New Roman">
     <w:panose1 w:val="02020603050405020304"/>
-    <w:charset w:val="00"/>
+    <w:charset w:val="CC"/>
     <w:family w:val="roman"/>
     <w:pitch w:val="variable"/>
-    <w:sig w:usb0="E0002AFF" w:usb1="C0007843" w:usb2="00000009" w:usb3="00000000" w:csb0="000001FF" w:csb1="00000000"/>
+    <w:sig w:usb0="E0002EFF" w:usb1="C000785B" w:usb2="00000009" w:usb3="00000000" w:csb0="000001FF" w:csb1="00000000"/>
   </w:font>
   <w:font w:name="MS Mincho">
     <w:altName w:val="ＭＳ 明朝"/>
@@ -20096,10 +20094,10 @@
   </w:font>
   <w:font w:name="Calibri">
     <w:panose1 w:val="020F0502020204030204"/>
-    <w:charset w:val="00"/>
+    <w:charset w:val="CC"/>
     <w:family w:val="swiss"/>
     <w:pitch w:val="variable"/>
-    <w:sig w:usb0="E00002FF" w:usb1="4000ACFF" w:usb2="00000001" w:usb3="00000000" w:csb0="0000019F" w:csb1="00000000"/>
+    <w:sig w:usb0="E0002AFF" w:usb1="4000ACFF" w:usb2="00000001" w:usb3="00000000" w:csb0="000001FF" w:csb1="00000000"/>
   </w:font>
   <w:font w:name="Times New Roman CYR">
     <w:panose1 w:val="02020603050405020304"/>
@@ -20110,7 +20108,7 @@
   </w:font>
   <w:font w:name="Arial">
     <w:panose1 w:val="020B0604020202020204"/>
-    <w:charset w:val="00"/>
+    <w:charset w:val="CC"/>
     <w:family w:val="swiss"/>
     <w:pitch w:val="variable"/>
     <w:sig w:usb0="E0002AFF" w:usb1="C0007843" w:usb2="00000009" w:usb3="00000000" w:csb0="000001FF" w:csb1="00000000"/>
@@ -20159,6 +20157,7 @@
     <w:rsid w:val="00222C67"/>
     <w:rsid w:val="002C7B1C"/>
     <w:rsid w:val="00596F74"/>
+    <w:rsid w:val="007D303C"/>
     <w:rsid w:val="00875969"/>
     <w:rsid w:val="00B07B1C"/>
   </w:rsids>
@@ -20954,7 +20953,7 @@
 </file>
 
 <file path=customXml/itemProps1.xml><?xml version="1.0" encoding="utf-8"?>
-<ds:datastoreItem xmlns:ds="http://schemas.openxmlformats.org/officeDocument/2006/customXml" ds:itemID="{A3DBF94B-DD05-47CE-B4FE-A4EC62EE0BEF}">
+<ds:datastoreItem xmlns:ds="http://schemas.openxmlformats.org/officeDocument/2006/customXml" ds:itemID="{C5BE89DB-D447-489E-87B3-F46A693D00C6}">
   <ds:schemaRefs>
     <ds:schemaRef ds:uri="http://schemas.openxmlformats.org/officeDocument/2006/bibliography"/>
   </ds:schemaRefs>
